--- a/3-Jenkins/jenkins_docker_java_lab2.docx
+++ b/3-Jenkins/jenkins_docker_java_lab2.docx
@@ -883,13 +883,15 @@
           <w:bCs/>
         </w:rPr>
         <w:br/>
+        <w:t xml:space="preserve"> -DgroupId=com.example ^</w:t>
       </w:r>
       <w:r>
         <w:rPr>
           <w:b/>
           <w:bCs/>
         </w:rPr>
-        <w:t xml:space="preserve"> -DgroupId=com.example ^</w:t>
+        <w:br/>
+        <w:t xml:space="preserve"> -DartifactId=my-app ^</w:t>
       </w:r>
       <w:r>
         <w:rPr>
@@ -897,40 +899,14 @@
           <w:bCs/>
         </w:rPr>
         <w:br/>
+        <w:t xml:space="preserve"> -DarchetypeArtifactId=maven-archetype-quickstart ^</w:t>
       </w:r>
       <w:r>
         <w:rPr>
           <w:b/>
           <w:bCs/>
         </w:rPr>
-        <w:t xml:space="preserve"> -DartifactId=my-app ^</w:t>
-      </w:r>
-      <w:r>
-        <w:rPr>
-          <w:b/>
-          <w:bCs/>
-        </w:rPr>
         <w:br/>
-      </w:r>
-      <w:r>
-        <w:rPr>
-          <w:b/>
-          <w:bCs/>
-        </w:rPr>
-        <w:t xml:space="preserve"> -DarchetypeArtifactId=maven-archetype-quickstart ^</w:t>
-      </w:r>
-      <w:r>
-        <w:rPr>
-          <w:b/>
-          <w:bCs/>
-        </w:rPr>
-        <w:br/>
-      </w:r>
-      <w:r>
-        <w:rPr>
-          <w:b/>
-          <w:bCs/>
-        </w:rPr>
         <w:t xml:space="preserve"> -DinteractiveMode=false</w:t>
       </w:r>
       <w:r>
@@ -1334,7 +1310,27 @@
           <w:szCs w:val="19"/>
           <w:lang w:val="en-GB"/>
         </w:rPr>
-        <w:t xml:space="preserve"> InetSocketAddress(8080), 0);</w:t>
+        <w:t xml:space="preserve"> InetSocketAddress(80</w:t>
+      </w:r>
+      <w:r>
+        <w:rPr>
+          <w:rFonts w:ascii="Consolas" w:hAnsi="Consolas" w:cs="Consolas"/>
+          <w:color w:val="000000"/>
+          <w:sz w:val="19"/>
+          <w:szCs w:val="19"/>
+          <w:lang w:val="en-GB"/>
+        </w:rPr>
+        <w:t>9</w:t>
+      </w:r>
+      <w:r>
+        <w:rPr>
+          <w:rFonts w:ascii="Consolas" w:hAnsi="Consolas" w:cs="Consolas"/>
+          <w:color w:val="000000"/>
+          <w:sz w:val="19"/>
+          <w:szCs w:val="19"/>
+          <w:lang w:val="en-GB"/>
+        </w:rPr>
+        <w:t>0), 0);</w:t>
       </w:r>
     </w:p>
     <w:p>
@@ -3687,29 +3683,21 @@
         <w:t>Open a browser and go to:</w:t>
       </w:r>
       <w:r>
+        <w:rPr>
+          <w:sz w:val="28"/>
+          <w:szCs w:val="28"/>
+        </w:rPr>
         <w:t xml:space="preserve"> </w:t>
       </w:r>
       <w:hyperlink r:id="rId6" w:history="1">
         <w:r>
           <w:rPr>
             <w:rStyle w:val="Hyperlink"/>
+            <w:sz w:val="28"/>
+            <w:szCs w:val="28"/>
             <w:lang w:val="en-GB"/>
           </w:rPr>
-          <w:t>http://loc</w:t>
-        </w:r>
-        <w:r>
-          <w:rPr>
-            <w:rStyle w:val="Hyperlink"/>
-            <w:lang w:val="en-GB"/>
-          </w:rPr>
-          <w:t>a</w:t>
-        </w:r>
-        <w:r>
-          <w:rPr>
-            <w:rStyle w:val="Hyperlink"/>
-            <w:lang w:val="en-GB"/>
-          </w:rPr>
-          <w:t>lhost:8080</w:t>
+          <w:t>http://localhost:8090</w:t>
         </w:r>
       </w:hyperlink>
     </w:p>
@@ -3767,13 +3755,20 @@
         <w:br/>
       </w:r>
       <w:r>
-        <w:t xml:space="preserve">In the root of the project create a file called </w:t>
-      </w:r>
-      <w:r>
-        <w:t>Docker</w:t>
-      </w:r>
-      <w:r>
-        <w:t>file</w:t>
+        <w:t xml:space="preserve">In the root of the project </w:t>
+      </w:r>
+      <w:r>
+        <w:t xml:space="preserve">(where pom.xml is located), </w:t>
+      </w:r>
+      <w:r>
+        <w:t xml:space="preserve">create a file called </w:t>
+      </w:r>
+      <w:r>
+        <w:rPr>
+          <w:b/>
+          <w:bCs/>
+        </w:rPr>
+        <w:t>Dockerfile</w:t>
       </w:r>
       <w:r>
         <w:br/>
@@ -3796,7 +3791,7 @@
           <w:sz w:val="24"/>
           <w:szCs w:val="24"/>
         </w:rPr>
-        <w:t>FROM openjdk:17-jdk-slim</w:t>
+        <w:t>FROM eclipse-temurin:17-jdk-jammy</w:t>
       </w:r>
     </w:p>
     <w:p>
@@ -3829,6 +3824,7 @@
           <w:szCs w:val="24"/>
         </w:rPr>
         <w:br/>
+        <w:t>COPY target/java-docker-demo-1.0.jar app.jar</w:t>
       </w:r>
       <w:r>
         <w:rPr>
@@ -3838,7 +3834,8 @@
           <w:sz w:val="24"/>
           <w:szCs w:val="24"/>
         </w:rPr>
-        <w:t>COPY target/java-docker-demo-1.0.jar app.jar</w:t>
+        <w:br/>
+        <w:t>EXPOSE 80</w:t>
       </w:r>
       <w:r>
         <w:rPr>
@@ -3848,7 +3845,7 @@
           <w:sz w:val="24"/>
           <w:szCs w:val="24"/>
         </w:rPr>
-        <w:br/>
+        <w:t>9</w:t>
       </w:r>
       <w:r>
         <w:rPr>
@@ -3858,7 +3855,7 @@
           <w:sz w:val="24"/>
           <w:szCs w:val="24"/>
         </w:rPr>
-        <w:t>EXPOSE 8080</w:t>
+        <w:t>0</w:t>
       </w:r>
       <w:r>
         <w:rPr>
@@ -3869,8 +3866,25 @@
           <w:szCs w:val="24"/>
         </w:rPr>
         <w:br/>
-      </w:r>
-      <w:r>
+        <w:t>CMD ["java", "-cp", "app.jar", "com.example.App"]</w:t>
+      </w:r>
+    </w:p>
+    <w:p>
+      <w:pPr>
+        <w:pStyle w:val="Heading2"/>
+      </w:pPr>
+    </w:p>
+    <w:p>
+      <w:pPr>
+        <w:pStyle w:val="Heading2"/>
+      </w:pPr>
+      <w:r>
+        <w:t>Step 7: Build the Docker Image</w:t>
+      </w:r>
+    </w:p>
+    <w:p>
+      <w:pPr>
+        <w:ind w:firstLine="720"/>
         <w:rPr>
           <w:rFonts w:ascii="Courier New" w:hAnsi="Courier New" w:cs="Courier New"/>
           <w:b/>
@@ -3878,25 +3892,8 @@
           <w:sz w:val="24"/>
           <w:szCs w:val="24"/>
         </w:rPr>
-        <w:t>CMD ["java", "-cp", "app.jar", "com.example.App"]</w:t>
-      </w:r>
-    </w:p>
-    <w:p>
-      <w:pPr>
-        <w:pStyle w:val="Heading2"/>
-      </w:pPr>
-    </w:p>
-    <w:p>
-      <w:pPr>
-        <w:pStyle w:val="Heading2"/>
-      </w:pPr>
-      <w:r>
-        <w:t>Step 7: Build the Docker Image</w:t>
-      </w:r>
-    </w:p>
-    <w:p>
-      <w:pPr>
-        <w:ind w:firstLine="720"/>
+      </w:pPr>
+      <w:r>
         <w:rPr>
           <w:rFonts w:ascii="Courier New" w:hAnsi="Courier New" w:cs="Courier New"/>
           <w:b/>
@@ -3904,8 +3901,11 @@
           <w:sz w:val="24"/>
           <w:szCs w:val="24"/>
         </w:rPr>
-      </w:pPr>
-      <w:r>
+        <w:t>docker build -t java-docker-demo .</w:t>
+      </w:r>
+    </w:p>
+    <w:p>
+      <w:pPr>
         <w:rPr>
           <w:rFonts w:ascii="Courier New" w:hAnsi="Courier New" w:cs="Courier New"/>
           <w:b/>
@@ -3913,11 +3913,11 @@
           <w:sz w:val="24"/>
           <w:szCs w:val="24"/>
         </w:rPr>
-        <w:t>docker build -t java-docker-demo .</w:t>
-      </w:r>
-    </w:p>
-    <w:p>
-      <w:pPr>
+      </w:pPr>
+      <w:r>
+        <w:t>check the image</w:t>
+      </w:r>
+      <w:r>
         <w:rPr>
           <w:rFonts w:ascii="Courier New" w:hAnsi="Courier New" w:cs="Courier New"/>
           <w:b/>
@@ -3925,9 +3925,30 @@
           <w:sz w:val="24"/>
           <w:szCs w:val="24"/>
         </w:rPr>
-      </w:pPr>
-      <w:r>
-        <w:t>check the image</w:t>
+        <w:t xml:space="preserve">: </w:t>
+      </w:r>
+      <w:r>
+        <w:rPr>
+          <w:rFonts w:ascii="Courier New" w:hAnsi="Courier New" w:cs="Courier New"/>
+          <w:b/>
+          <w:bCs/>
+          <w:sz w:val="28"/>
+          <w:szCs w:val="28"/>
+        </w:rPr>
+        <w:t>docker images</w:t>
+      </w:r>
+    </w:p>
+    <w:p>
+      <w:pPr>
+        <w:pStyle w:val="Heading2"/>
+      </w:pPr>
+      <w:r>
+        <w:t>Step 8: Run the Docker Container</w:t>
+      </w:r>
+    </w:p>
+    <w:p>
+      <w:r>
+        <w:br/>
       </w:r>
       <w:r>
         <w:rPr>
@@ -3937,30 +3958,7 @@
           <w:sz w:val="24"/>
           <w:szCs w:val="24"/>
         </w:rPr>
-        <w:t xml:space="preserve">: </w:t>
-      </w:r>
-      <w:r>
-        <w:rPr>
-          <w:rFonts w:ascii="Courier New" w:hAnsi="Courier New" w:cs="Courier New"/>
-          <w:b/>
-          <w:bCs/>
-          <w:sz w:val="28"/>
-          <w:szCs w:val="28"/>
-        </w:rPr>
-        <w:t>docker images</w:t>
-      </w:r>
-    </w:p>
-    <w:p>
-      <w:pPr>
-        <w:pStyle w:val="Heading2"/>
-      </w:pPr>
-      <w:r>
-        <w:t>Step 8: Run the Docker Container</w:t>
-      </w:r>
-    </w:p>
-    <w:p>
-      <w:r>
-        <w:br/>
+        <w:t>docker run -p 80</w:t>
       </w:r>
       <w:r>
         <w:rPr>
@@ -3970,7 +3968,7 @@
           <w:sz w:val="24"/>
           <w:szCs w:val="24"/>
         </w:rPr>
-        <w:t>docker run -p 8080:8080 java-docker-demo</w:t>
+        <w:t>9</w:t>
       </w:r>
       <w:r>
         <w:rPr>
@@ -3980,6 +3978,36 @@
           <w:sz w:val="24"/>
           <w:szCs w:val="24"/>
         </w:rPr>
+        <w:t>0:80</w:t>
+      </w:r>
+      <w:r>
+        <w:rPr>
+          <w:rFonts w:ascii="Courier New" w:hAnsi="Courier New" w:cs="Courier New"/>
+          <w:b/>
+          <w:bCs/>
+          <w:sz w:val="24"/>
+          <w:szCs w:val="24"/>
+        </w:rPr>
+        <w:t>9</w:t>
+      </w:r>
+      <w:r>
+        <w:rPr>
+          <w:rFonts w:ascii="Courier New" w:hAnsi="Courier New" w:cs="Courier New"/>
+          <w:b/>
+          <w:bCs/>
+          <w:sz w:val="24"/>
+          <w:szCs w:val="24"/>
+        </w:rPr>
+        <w:t>0 java-docker-demo</w:t>
+      </w:r>
+      <w:r>
+        <w:rPr>
+          <w:rFonts w:ascii="Courier New" w:hAnsi="Courier New" w:cs="Courier New"/>
+          <w:b/>
+          <w:bCs/>
+          <w:sz w:val="24"/>
+          <w:szCs w:val="24"/>
+        </w:rPr>
         <w:br/>
       </w:r>
       <w:r>
@@ -3993,7 +4021,7 @@
           <w:rPr>
             <w:rStyle w:val="Hyperlink"/>
           </w:rPr>
-          <w:t>http://localhost:8080</w:t>
+          <w:t>http://localhost:8090</w:t>
         </w:r>
       </w:hyperlink>
     </w:p>
@@ -4011,8 +4039,46 @@
         <w:t>Hello from Docker and Jenkins</w:t>
       </w:r>
       <w:r>
+        <w:rPr>
+          <w:b/>
+          <w:bCs/>
+          <w:sz w:val="32"/>
+          <w:szCs w:val="32"/>
+        </w:rPr>
         <w:br/>
-        <w:t>Press Ctrl-c to stop the server</w:t>
+      </w:r>
+      <w:r>
+        <w:br/>
+        <w:t xml:space="preserve">Press </w:t>
+      </w:r>
+      <w:r>
+        <w:rPr>
+          <w:b/>
+          <w:bCs/>
+          <w:color w:val="403152" w:themeColor="accent4" w:themeShade="80"/>
+          <w:sz w:val="24"/>
+          <w:szCs w:val="24"/>
+        </w:rPr>
+        <w:t>Ctrl-c</w:t>
+      </w:r>
+      <w:r>
+        <w:rPr>
+          <w:color w:val="403152" w:themeColor="accent4" w:themeShade="80"/>
+          <w:sz w:val="24"/>
+          <w:szCs w:val="24"/>
+        </w:rPr>
+        <w:t xml:space="preserve"> </w:t>
+      </w:r>
+      <w:r>
+        <w:rPr>
+          <w:color w:val="403152" w:themeColor="accent4" w:themeShade="80"/>
+          <w:sz w:val="24"/>
+          <w:szCs w:val="24"/>
+        </w:rPr>
+        <w:t xml:space="preserve">in the Terminal window </w:t>
+      </w:r>
+      <w:r>
+        <w:t>to stop the server</w:t>
       </w:r>
     </w:p>
     <w:p>
@@ -4755,7 +4821,55 @@
           <w:szCs w:val="20"/>
           <w:lang w:val="en-GB"/>
         </w:rPr>
-        <w:t>'docker run -d -p 8080:8080 java-docker-demo'</w:t>
+        <w:t>'docker run -d -p 80</w:t>
+      </w:r>
+      <w:r>
+        <w:rPr>
+          <w:rFonts w:ascii="Courier New" w:hAnsi="Courier New" w:cs="Courier New"/>
+          <w:b/>
+          <w:bCs/>
+          <w:color w:val="A31515"/>
+          <w:sz w:val="20"/>
+          <w:szCs w:val="20"/>
+          <w:lang w:val="en-GB"/>
+        </w:rPr>
+        <w:t>9</w:t>
+      </w:r>
+      <w:r>
+        <w:rPr>
+          <w:rFonts w:ascii="Courier New" w:hAnsi="Courier New" w:cs="Courier New"/>
+          <w:b/>
+          <w:bCs/>
+          <w:color w:val="A31515"/>
+          <w:sz w:val="20"/>
+          <w:szCs w:val="20"/>
+          <w:lang w:val="en-GB"/>
+        </w:rPr>
+        <w:t>0:80</w:t>
+      </w:r>
+      <w:r>
+        <w:rPr>
+          <w:rFonts w:ascii="Courier New" w:hAnsi="Courier New" w:cs="Courier New"/>
+          <w:b/>
+          <w:bCs/>
+          <w:color w:val="A31515"/>
+          <w:sz w:val="20"/>
+          <w:szCs w:val="20"/>
+          <w:lang w:val="en-GB"/>
+        </w:rPr>
+        <w:t>9</w:t>
+      </w:r>
+      <w:r>
+        <w:rPr>
+          <w:rFonts w:ascii="Courier New" w:hAnsi="Courier New" w:cs="Courier New"/>
+          <w:b/>
+          <w:bCs/>
+          <w:color w:val="A31515"/>
+          <w:sz w:val="20"/>
+          <w:szCs w:val="20"/>
+          <w:lang w:val="en-GB"/>
+        </w:rPr>
+        <w:t>0 java-docker-demo'</w:t>
       </w:r>
     </w:p>
     <w:p>
@@ -4894,14 +5008,53 @@
       <w:r>
         <w:t>Step 10: Push the Project to Git</w:t>
       </w:r>
+      <w:r>
+        <w:br/>
+      </w:r>
     </w:p>
     <w:p>
       <w:pPr>
-        <w:ind w:left="1440"/>
+        <w:rPr>
+          <w:color w:val="403152" w:themeColor="accent4" w:themeShade="80"/>
+          <w:sz w:val="24"/>
+          <w:szCs w:val="24"/>
+        </w:rPr>
+      </w:pPr>
+      <w:r>
+        <w:rPr>
+          <w:color w:val="403152" w:themeColor="accent4" w:themeShade="80"/>
+          <w:sz w:val="24"/>
+          <w:szCs w:val="24"/>
+        </w:rPr>
+        <w:t xml:space="preserve">Create a Github repo called </w:t>
+      </w:r>
+      <w:r>
+        <w:rPr>
+          <w:b/>
+          <w:bCs/>
+          <w:color w:val="403152" w:themeColor="accent4" w:themeShade="80"/>
+          <w:sz w:val="24"/>
+          <w:szCs w:val="24"/>
+        </w:rPr>
+        <w:t>Jenkins_docker</w:t>
+      </w:r>
+      <w:r>
+        <w:rPr>
+          <w:color w:val="403152" w:themeColor="accent4" w:themeShade="80"/>
+          <w:sz w:val="24"/>
+          <w:szCs w:val="24"/>
+        </w:rPr>
+        <w:t xml:space="preserve"> (or any name you like)</w:t>
+      </w:r>
+    </w:p>
+    <w:p>
+      <w:pPr>
         <w:rPr>
           <w:rFonts w:ascii="Courier New" w:hAnsi="Courier New" w:cs="Courier New"/>
           <w:b/>
           <w:bCs/>
+          <w:sz w:val="24"/>
+          <w:szCs w:val="24"/>
         </w:rPr>
       </w:pPr>
       <w:r>
@@ -4909,6 +5062,8 @@
           <w:rFonts w:ascii="Courier New" w:hAnsi="Courier New" w:cs="Courier New"/>
           <w:b/>
           <w:bCs/>
+          <w:sz w:val="24"/>
+          <w:szCs w:val="24"/>
         </w:rPr>
         <w:t>git init</w:t>
       </w:r>
@@ -4917,6 +5072,8 @@
           <w:rFonts w:ascii="Courier New" w:hAnsi="Courier New" w:cs="Courier New"/>
           <w:b/>
           <w:bCs/>
+          <w:sz w:val="24"/>
+          <w:szCs w:val="24"/>
         </w:rPr>
         <w:br/>
       </w:r>
@@ -4925,6 +5082,8 @@
           <w:rFonts w:ascii="Courier New" w:hAnsi="Courier New" w:cs="Courier New"/>
           <w:b/>
           <w:bCs/>
+          <w:sz w:val="24"/>
+          <w:szCs w:val="24"/>
         </w:rPr>
         <w:t>git add .</w:t>
       </w:r>
@@ -4933,6 +5092,8 @@
           <w:rFonts w:ascii="Courier New" w:hAnsi="Courier New" w:cs="Courier New"/>
           <w:b/>
           <w:bCs/>
+          <w:sz w:val="24"/>
+          <w:szCs w:val="24"/>
         </w:rPr>
         <w:br/>
       </w:r>
@@ -4941,20 +5102,130 @@
           <w:rFonts w:ascii="Courier New" w:hAnsi="Courier New" w:cs="Courier New"/>
           <w:b/>
           <w:bCs/>
-        </w:rPr>
-        <w:t>git commit -m "Initial commit"</w:t>
+          <w:sz w:val="24"/>
+          <w:szCs w:val="24"/>
+        </w:rPr>
+        <w:t>git commit -m "</w:t>
+      </w:r>
+      <w:r>
+        <w:rPr>
+          <w:rFonts w:ascii="Courier New" w:hAnsi="Courier New" w:cs="Courier New"/>
+          <w:b/>
+          <w:bCs/>
+          <w:sz w:val="24"/>
+          <w:szCs w:val="24"/>
+        </w:rPr>
+        <w:t>First</w:t>
+      </w:r>
+      <w:r>
+        <w:rPr>
+          <w:rFonts w:ascii="Courier New" w:hAnsi="Courier New" w:cs="Courier New"/>
+          <w:b/>
+          <w:bCs/>
+          <w:sz w:val="24"/>
+          <w:szCs w:val="24"/>
+        </w:rPr>
+        <w:t xml:space="preserve"> commit"</w:t>
+      </w:r>
+      <w:r>
+        <w:rPr>
+          <w:rFonts w:ascii="Courier New" w:hAnsi="Courier New" w:cs="Courier New"/>
+          <w:b/>
+          <w:bCs/>
+          <w:sz w:val="24"/>
+          <w:szCs w:val="24"/>
+        </w:rPr>
+        <w:br/>
+      </w:r>
+      <w:r>
+        <w:rPr>
+          <w:rFonts w:ascii="Courier New" w:hAnsi="Courier New" w:cs="Courier New"/>
+          <w:b/>
+          <w:bCs/>
+          <w:sz w:val="24"/>
+          <w:szCs w:val="24"/>
+        </w:rPr>
+        <w:t>git branch -M main</w:t>
+      </w:r>
+      <w:r>
+        <w:rPr>
+          <w:rFonts w:ascii="Courier New" w:hAnsi="Courier New" w:cs="Courier New"/>
+          <w:b/>
+          <w:bCs/>
+          <w:sz w:val="24"/>
+          <w:szCs w:val="24"/>
+        </w:rPr>
+        <w:br/>
+      </w:r>
+      <w:r>
+        <w:rPr>
+          <w:rFonts w:ascii="Courier New" w:hAnsi="Courier New" w:cs="Courier New"/>
+          <w:b/>
+          <w:bCs/>
+          <w:sz w:val="24"/>
+          <w:szCs w:val="24"/>
+        </w:rPr>
+        <w:t xml:space="preserve">git remote add origin </w:t>
+      </w:r>
+      <w:r>
+        <w:rPr>
+          <w:rFonts w:ascii="Courier New" w:hAnsi="Courier New" w:cs="Courier New"/>
+          <w:b/>
+          <w:bCs/>
+          <w:sz w:val="18"/>
+          <w:szCs w:val="18"/>
+          <w:lang w:val="en-GB"/>
+        </w:rPr>
+        <w:t>https://github.com/</w:t>
+      </w:r>
+      <w:r>
+        <w:rPr>
+          <w:rFonts w:ascii="Courier New" w:hAnsi="Courier New" w:cs="Courier New"/>
+          <w:b/>
+          <w:bCs/>
+          <w:sz w:val="18"/>
+          <w:szCs w:val="18"/>
+          <w:lang w:val="en-GB"/>
+        </w:rPr>
+        <w:t>&lt;your name&gt;</w:t>
+      </w:r>
+      <w:r>
+        <w:rPr>
+          <w:rFonts w:ascii="Courier New" w:hAnsi="Courier New" w:cs="Courier New"/>
+          <w:b/>
+          <w:bCs/>
+          <w:sz w:val="18"/>
+          <w:szCs w:val="18"/>
+          <w:lang w:val="en-GB"/>
+        </w:rPr>
+        <w:t>/jenkins_docker.git</w:t>
+      </w:r>
+      <w:r>
+        <w:rPr>
+          <w:rFonts w:ascii="Courier New" w:hAnsi="Courier New" w:cs="Courier New"/>
+          <w:b/>
+          <w:bCs/>
+          <w:sz w:val="24"/>
+          <w:szCs w:val="24"/>
+        </w:rPr>
+        <w:br/>
+      </w:r>
+      <w:r>
+        <w:rPr>
+          <w:rFonts w:ascii="Courier New" w:hAnsi="Courier New" w:cs="Courier New"/>
+          <w:b/>
+          <w:bCs/>
+          <w:sz w:val="24"/>
+          <w:szCs w:val="24"/>
+        </w:rPr>
+        <w:t>git push -u origin main</w:t>
       </w:r>
     </w:p>
     <w:p>
       <w:pPr>
-        <w:ind w:left="720"/>
-      </w:pPr>
-      <w:r>
-        <w:t>Now push to your Github repo</w:t>
-      </w:r>
+        <w:pStyle w:val="Heading2"/>
+      </w:pPr>
     </w:p>
-    <w:p/>
-    <w:p/>
     <w:p>
       <w:pPr>
         <w:pStyle w:val="Heading2"/>
@@ -4987,7 +5258,14 @@
         </w:numPr>
       </w:pPr>
       <w:r>
-        <w:t>Create a New Job</w:t>
+        <w:t xml:space="preserve">Create a </w:t>
+      </w:r>
+      <w:r>
+        <w:rPr>
+          <w:b/>
+          <w:bCs/>
+        </w:rPr>
+        <w:t>New Job</w:t>
       </w:r>
     </w:p>
     <w:p>
@@ -5036,7 +5314,14 @@
         <w:t>Set the script path:</w:t>
       </w:r>
       <w:r>
-        <w:t xml:space="preserve"> Jenkinsfile</w:t>
+        <w:t xml:space="preserve"> </w:t>
+      </w:r>
+      <w:r>
+        <w:rPr>
+          <w:b/>
+          <w:bCs/>
+        </w:rPr>
+        <w:t>Jenkinsfile</w:t>
       </w:r>
     </w:p>
     <w:p>
@@ -5057,7 +5342,6 @@
         <w:pStyle w:val="Heading2"/>
       </w:pPr>
       <w:r>
-        <w:lastRenderedPageBreak/>
         <w:t>Step 12: Run the Pipeline</w:t>
       </w:r>
       <w:r>
@@ -5214,7 +5498,7 @@
             <w:rStyle w:val="Hyperlink"/>
             <w:lang w:val="en-GB"/>
           </w:rPr>
-          <w:t>http://localhost:8080</w:t>
+          <w:t>http://localhost:8090</w:t>
         </w:r>
       </w:hyperlink>
       <w:r>
@@ -19211,6 +19495,36 @@
       <w:u w:val="single"/>
     </w:rPr>
   </w:style>
+  <w:style w:type="paragraph" w:styleId="HTMLPreformatted">
+    <w:name w:val="HTML Preformatted"/>
+    <w:basedOn w:val="Normal"/>
+    <w:link w:val="HTMLPreformattedChar"/>
+    <w:uiPriority w:val="99"/>
+    <w:semiHidden/>
+    <w:unhideWhenUsed/>
+    <w:rsid w:val="00F4270B"/>
+    <w:pPr>
+      <w:spacing w:after="0" w:line="240" w:lineRule="auto"/>
+    </w:pPr>
+    <w:rPr>
+      <w:rFonts w:ascii="Consolas" w:hAnsi="Consolas"/>
+      <w:sz w:val="20"/>
+      <w:szCs w:val="20"/>
+    </w:rPr>
+  </w:style>
+  <w:style w:type="character" w:customStyle="1" w:styleId="HTMLPreformattedChar">
+    <w:name w:val="HTML Preformatted Char"/>
+    <w:basedOn w:val="DefaultParagraphFont"/>
+    <w:link w:val="HTMLPreformatted"/>
+    <w:uiPriority w:val="99"/>
+    <w:semiHidden/>
+    <w:rsid w:val="00F4270B"/>
+    <w:rPr>
+      <w:rFonts w:ascii="Consolas" w:hAnsi="Consolas"/>
+      <w:sz w:val="20"/>
+      <w:szCs w:val="20"/>
+    </w:rPr>
+  </w:style>
 </w:styles>
 </file>
 
